--- a/pr-preview/pr-318/chapters/slides-posters-figures.docx
+++ b/pr-preview/pr-318/chapters/slides-posters-figures.docx
@@ -15,7 +15,7 @@
         <w:pStyle w:val="Date"/>
       </w:pPr>
       <w:r>
-        <w:t xml:space="preserve">Last modified: 2026-10-22 12:08:42 (PDT)</w:t>
+        <w:t xml:space="preserve">Last modified: 2026-10-25 22:12:01 (PDT)</w:t>
       </w:r>
     </w:p>
     <w:p>
@@ -1079,6 +1079,30 @@
       </w:hyperlink>
       <w:r>
         <w:t xml:space="preserve">).</w:t>
+      </w:r>
+      <w:r>
+        <w:t xml:space="preserve"> </w:t>
+      </w:r>
+      <w:r>
+        <w:t xml:space="preserve">Pair color with shape or line type,</w:t>
+      </w:r>
+      <w:r>
+        <w:t xml:space="preserve"> </w:t>
+      </w:r>
+      <w:r>
+        <w:t xml:space="preserve">so that color is never the only way to tell groups apart.</w:t>
+      </w:r>
+      <w:r>
+        <w:t xml:space="preserve"> </w:t>
+      </w:r>
+      <w:r>
+        <w:t xml:space="preserve">This matters most with more than 3 or 4 groups,</w:t>
+      </w:r>
+      <w:r>
+        <w:t xml:space="preserve"> </w:t>
+      </w:r>
+      <w:r>
+        <w:t xml:space="preserve">because even a colorblind-friendly palette then has pairs of colors that are close together.</w:t>
       </w:r>
     </w:p>
     <w:p>
